--- a/Documentacion/plantillas/Sprint_Planning_Plantilla.docx
+++ b/Documentacion/plantillas/Sprint_Planning_Plantilla.docx
@@ -5,104 +5,235 @@
     <w:p>
       <w:pPr>
         <w:pStyle w:val="Ttulo1"/>
+        <w:rPr>
+          <w:color w:val="auto"/>
+          <w:lang w:val="es-419"/>
+        </w:rPr>
       </w:pPr>
       <w:r>
+        <w:rPr>
+          <w:color w:val="auto"/>
+          <w:lang w:val="es-419"/>
+        </w:rPr>
         <w:t xml:space="preserve">Sprint </w:t>
       </w:r>
+      <w:proofErr w:type="spellStart"/>
       <w:r>
+        <w:rPr>
+          <w:color w:val="auto"/>
+          <w:lang w:val="es-419"/>
+        </w:rPr>
         <w:t>Planning</w:t>
       </w:r>
+      <w:proofErr w:type="spellEnd"/>
       <w:r>
+        <w:rPr>
+          <w:color w:val="auto"/>
+          <w:lang w:val="es-419"/>
+        </w:rPr>
         <w:t xml:space="preserve"> - Plantilla</w:t>
       </w:r>
     </w:p>
     <w:p>
+      <w:pPr>
+        <w:rPr>
+          <w:lang w:val="es-419"/>
+        </w:rPr>
+      </w:pPr>
       <w:r>
+        <w:rPr>
+          <w:lang w:val="es-419"/>
+        </w:rPr>
         <w:t>Fecha de creación: 2025-12-10</w:t>
       </w:r>
     </w:p>
     <w:p>
       <w:pPr>
         <w:pStyle w:val="Ttulo2"/>
+        <w:rPr>
+          <w:color w:val="auto"/>
+          <w:lang w:val="es-419"/>
+        </w:rPr>
       </w:pPr>
       <w:r>
+        <w:rPr>
+          <w:color w:val="auto"/>
+          <w:lang w:val="es-419"/>
+        </w:rPr>
         <w:t>1. Información del Sprint</w:t>
       </w:r>
     </w:p>
     <w:p>
+      <w:pPr>
+        <w:rPr>
+          <w:lang w:val="es-419"/>
+        </w:rPr>
+      </w:pPr>
       <w:r>
+        <w:rPr>
+          <w:lang w:val="es-419"/>
+        </w:rPr>
         <w:t>Sprint #:</w:t>
       </w:r>
     </w:p>
     <w:p>
+      <w:pPr>
+        <w:rPr>
+          <w:lang w:val="es-419"/>
+        </w:rPr>
+      </w:pPr>
       <w:r>
+        <w:rPr>
+          <w:lang w:val="es-419"/>
+        </w:rPr>
         <w:t>Objetivo del Sprint:</w:t>
       </w:r>
     </w:p>
     <w:p>
+      <w:pPr>
+        <w:rPr>
+          <w:lang w:val="es-419"/>
+        </w:rPr>
+      </w:pPr>
       <w:r>
+        <w:rPr>
+          <w:lang w:val="es-419"/>
+        </w:rPr>
         <w:t>Duración del Sprint:</w:t>
       </w:r>
     </w:p>
     <w:p>
       <w:pPr>
         <w:pStyle w:val="Ttulo2"/>
+        <w:rPr>
+          <w:color w:val="auto"/>
+          <w:lang w:val="es-419"/>
+        </w:rPr>
       </w:pPr>
       <w:r>
-        <w:t>2. Historias Seleccionadas del Product Backlog</w:t>
+        <w:rPr>
+          <w:color w:val="auto"/>
+          <w:lang w:val="es-419"/>
+        </w:rPr>
+        <w:t xml:space="preserve">2. Historias Seleccionadas del </w:t>
+      </w:r>
+      <w:proofErr w:type="spellStart"/>
+      <w:r>
+        <w:rPr>
+          <w:color w:val="auto"/>
+          <w:lang w:val="es-419"/>
+        </w:rPr>
+        <w:t>Product</w:t>
+      </w:r>
+      <w:proofErr w:type="spellEnd"/>
+      <w:r>
+        <w:rPr>
+          <w:color w:val="auto"/>
+          <w:lang w:val="es-419"/>
+        </w:rPr>
+        <w:t xml:space="preserve"> Backlog</w:t>
       </w:r>
     </w:p>
     <w:tbl>
       <w:tblPr>
         <w:tblW w:w="0" w:type="auto"/>
+        <w:tblBorders>
+          <w:top w:val="single" w:sz="4" w:space="0" w:color="auto"/>
+          <w:left w:val="single" w:sz="4" w:space="0" w:color="auto"/>
+          <w:bottom w:val="single" w:sz="4" w:space="0" w:color="auto"/>
+          <w:right w:val="single" w:sz="4" w:space="0" w:color="auto"/>
+          <w:insideH w:val="single" w:sz="4" w:space="0" w:color="auto"/>
+          <w:insideV w:val="single" w:sz="4" w:space="0" w:color="auto"/>
+        </w:tblBorders>
         <w:tblLook w:val="04A0" w:firstRow="1" w:lastRow="0" w:firstColumn="1" w:lastColumn="0" w:noHBand="0" w:noVBand="1"/>
       </w:tblPr>
       <w:tblGrid>
-        <w:gridCol w:w="2160"/>
-        <w:gridCol w:w="2160"/>
-        <w:gridCol w:w="2160"/>
-        <w:gridCol w:w="2160"/>
+        <w:gridCol w:w="1771"/>
+        <w:gridCol w:w="1889"/>
+        <w:gridCol w:w="1818"/>
+        <w:gridCol w:w="1852"/>
+        <w:gridCol w:w="1526"/>
       </w:tblGrid>
       <w:tr>
         <w:tc>
           <w:tcPr>
-            <w:tcW w:w="2160" w:type="dxa"/>
+            <w:tcW w:w="1771" w:type="dxa"/>
           </w:tcPr>
           <w:p>
+            <w:pPr>
+              <w:rPr>
+                <w:lang w:val="es-419"/>
+              </w:rPr>
+            </w:pPr>
             <w:r>
+              <w:rPr>
+                <w:lang w:val="es-CO"/>
+              </w:rPr>
               <w:t>ID Historia</w:t>
             </w:r>
           </w:p>
         </w:tc>
         <w:tc>
           <w:tcPr>
-            <w:tcW w:w="2160" w:type="dxa"/>
+            <w:tcW w:w="1889" w:type="dxa"/>
           </w:tcPr>
           <w:p>
+            <w:pPr>
+              <w:rPr>
+                <w:lang w:val="es-419"/>
+              </w:rPr>
+            </w:pPr>
             <w:r>
+              <w:t>Nombre User Story</w:t>
+            </w:r>
+          </w:p>
+        </w:tc>
+        <w:tc>
+          <w:tcPr>
+            <w:tcW w:w="1818" w:type="dxa"/>
+          </w:tcPr>
+          <w:p>
+            <w:pPr>
+              <w:rPr>
+                <w:lang w:val="es-419"/>
+              </w:rPr>
+            </w:pPr>
+            <w:r>
+              <w:rPr>
+                <w:lang w:val="es-CO"/>
+              </w:rPr>
               <w:t>Descripción</w:t>
             </w:r>
           </w:p>
         </w:tc>
         <w:tc>
           <w:tcPr>
-            <w:tcW w:w="2160" w:type="dxa"/>
+            <w:tcW w:w="1852" w:type="dxa"/>
           </w:tcPr>
           <w:p>
+            <w:pPr>
+              <w:rPr>
+                <w:rFonts w:ascii="Times New Roman" w:hAnsi="Times New Roman" w:cs="Times New Roman"/>
+                <w:lang w:val="es-419"/>
+              </w:rPr>
+            </w:pPr>
             <w:r>
+              <w:rPr>
+                <w:lang w:val="es-CO"/>
+              </w:rPr>
               <w:t>Prioridad</w:t>
             </w:r>
           </w:p>
         </w:tc>
         <w:tc>
           <w:tcPr>
-            <w:tcW w:w="2160" w:type="dxa"/>
+            <w:tcW w:w="1526" w:type="dxa"/>
           </w:tcPr>
           <w:p>
             <w:pPr>
               <w:rPr>
                 <w:rFonts w:ascii="Times New Roman" w:hAnsi="Times New Roman" w:cs="Times New Roman"/>
-                <w:lang w:val="es-CO"/>
+                <w:lang w:val="es-419"/>
               </w:rPr>
             </w:pPr>
             <w:r>
@@ -115,86 +246,198 @@
           </w:p>
         </w:tc>
       </w:tr>
+      <w:tr>
+        <w:tc>
+          <w:tcPr>
+            <w:tcW w:w="1771" w:type="dxa"/>
+          </w:tcPr>
+          <w:p>
+            <w:pPr>
+              <w:rPr>
+                <w:lang w:val="es-419"/>
+              </w:rPr>
+            </w:pPr>
+          </w:p>
+        </w:tc>
+        <w:tc>
+          <w:tcPr>
+            <w:tcW w:w="1889" w:type="dxa"/>
+          </w:tcPr>
+          <w:p>
+            <w:pPr>
+              <w:rPr>
+                <w:lang w:val="es-419"/>
+              </w:rPr>
+            </w:pPr>
+          </w:p>
+        </w:tc>
+        <w:tc>
+          <w:tcPr>
+            <w:tcW w:w="1818" w:type="dxa"/>
+          </w:tcPr>
+          <w:p>
+            <w:pPr>
+              <w:rPr>
+                <w:lang w:val="es-419"/>
+              </w:rPr>
+            </w:pPr>
+          </w:p>
+        </w:tc>
+        <w:tc>
+          <w:tcPr>
+            <w:tcW w:w="1852" w:type="dxa"/>
+          </w:tcPr>
+          <w:p>
+            <w:pPr>
+              <w:rPr>
+                <w:rFonts w:ascii="Times New Roman" w:hAnsi="Times New Roman" w:cs="Times New Roman"/>
+                <w:lang w:val="es-419"/>
+              </w:rPr>
+            </w:pPr>
+          </w:p>
+        </w:tc>
+        <w:tc>
+          <w:tcPr>
+            <w:tcW w:w="1526" w:type="dxa"/>
+          </w:tcPr>
+          <w:p>
+            <w:pPr>
+              <w:rPr>
+                <w:rFonts w:ascii="Times New Roman" w:hAnsi="Times New Roman" w:cs="Times New Roman"/>
+                <w:lang w:val="es-419"/>
+              </w:rPr>
+            </w:pPr>
+          </w:p>
+        </w:tc>
+      </w:tr>
     </w:tbl>
     <w:p>
       <w:pPr>
         <w:pStyle w:val="Ttulo2"/>
+        <w:rPr>
+          <w:color w:val="auto"/>
+          <w:lang w:val="es-419"/>
+        </w:rPr>
       </w:pPr>
       <w:r>
+        <w:rPr>
+          <w:color w:val="auto"/>
+          <w:lang w:val="es-419"/>
+        </w:rPr>
         <w:t>3. Sprint Backlog (Tareas)</w:t>
       </w:r>
     </w:p>
     <w:tbl>
       <w:tblPr>
-        <w:tblW w:w="0" w:type="auto"/>
+        <w:tblW w:w="8897" w:type="dxa"/>
+        <w:tblBorders>
+          <w:top w:val="single" w:sz="4" w:space="0" w:color="auto"/>
+          <w:left w:val="single" w:sz="4" w:space="0" w:color="auto"/>
+          <w:bottom w:val="single" w:sz="4" w:space="0" w:color="auto"/>
+          <w:right w:val="single" w:sz="4" w:space="0" w:color="auto"/>
+          <w:insideH w:val="single" w:sz="4" w:space="0" w:color="auto"/>
+          <w:insideV w:val="single" w:sz="4" w:space="0" w:color="auto"/>
+        </w:tblBorders>
         <w:tblLook w:val="04A0" w:firstRow="1" w:lastRow="0" w:firstColumn="1" w:lastColumn="0" w:noHBand="0" w:noVBand="1"/>
       </w:tblPr>
       <w:tblGrid>
-        <w:gridCol w:w="1440"/>
-        <w:gridCol w:w="1440"/>
-        <w:gridCol w:w="1440"/>
-        <w:gridCol w:w="1440"/>
-        <w:gridCol w:w="1440"/>
-        <w:gridCol w:w="1440"/>
+        <w:gridCol w:w="1809"/>
+        <w:gridCol w:w="1701"/>
+        <w:gridCol w:w="1985"/>
+        <w:gridCol w:w="1701"/>
+        <w:gridCol w:w="1701"/>
       </w:tblGrid>
       <w:tr>
         <w:tc>
           <w:tcPr>
-            <w:tcW w:w="1440" w:type="dxa"/>
+            <w:tcW w:w="1809" w:type="dxa"/>
           </w:tcPr>
           <w:p>
+            <w:pPr>
+              <w:rPr>
+                <w:lang w:val="es-419"/>
+              </w:rPr>
+            </w:pPr>
             <w:r>
-              <w:t>ID Tarea</w:t>
+              <w:rPr>
+                <w:rFonts w:ascii="Times New Roman" w:hAnsi="Times New Roman" w:cs="Times New Roman"/>
+                <w:lang w:val="es-CO"/>
+              </w:rPr>
+              <w:t>ID</w:t>
             </w:r>
           </w:p>
         </w:tc>
         <w:tc>
           <w:tcPr>
-            <w:tcW w:w="1440" w:type="dxa"/>
+            <w:tcW w:w="1701" w:type="dxa"/>
           </w:tcPr>
           <w:p>
+            <w:pPr>
+              <w:rPr>
+                <w:lang w:val="es-419"/>
+              </w:rPr>
+            </w:pPr>
             <w:r>
-              <w:t>Historia Asociada</w:t>
+              <w:rPr>
+                <w:rFonts w:ascii="Times New Roman" w:hAnsi="Times New Roman" w:cs="Times New Roman"/>
+                <w:lang w:val="es-CO"/>
+              </w:rPr>
+              <w:t>Nombre Tarea Técnica</w:t>
             </w:r>
           </w:p>
         </w:tc>
         <w:tc>
           <w:tcPr>
-            <w:tcW w:w="1440" w:type="dxa"/>
+            <w:tcW w:w="1985" w:type="dxa"/>
           </w:tcPr>
           <w:p>
+            <w:pPr>
+              <w:rPr>
+                <w:lang w:val="es-419"/>
+              </w:rPr>
+            </w:pPr>
             <w:r>
+              <w:rPr>
+                <w:rFonts w:ascii="Times New Roman" w:hAnsi="Times New Roman" w:cs="Times New Roman"/>
+                <w:lang w:val="es-CO"/>
+              </w:rPr>
               <w:t>Descripción</w:t>
             </w:r>
           </w:p>
         </w:tc>
         <w:tc>
           <w:tcPr>
-            <w:tcW w:w="1440" w:type="dxa"/>
+            <w:tcW w:w="1701" w:type="dxa"/>
           </w:tcPr>
           <w:p>
+            <w:pPr>
+              <w:rPr>
+                <w:lang w:val="es-419"/>
+              </w:rPr>
+            </w:pPr>
             <w:r>
-              <w:t>Responsable</w:t>
+              <w:rPr>
+                <w:lang w:val="es-CO"/>
+              </w:rPr>
+              <w:t>Historia asociada</w:t>
             </w:r>
           </w:p>
         </w:tc>
         <w:tc>
           <w:tcPr>
-            <w:tcW w:w="1440" w:type="dxa"/>
+            <w:tcW w:w="1701" w:type="dxa"/>
           </w:tcPr>
           <w:p>
+            <w:pPr>
+              <w:rPr>
+                <w:lang w:val="es-419"/>
+              </w:rPr>
+            </w:pPr>
             <w:r>
-              <w:t>Estado</w:t>
-            </w:r>
-          </w:p>
-        </w:tc>
-        <w:tc>
-          <w:tcPr>
-            <w:tcW w:w="1440" w:type="dxa"/>
-          </w:tcPr>
-          <w:p>
-            <w:r>
-              <w:t>Tiempo Estimado</w:t>
+              <w:rPr>
+                <w:lang w:val="es-CO"/>
+              </w:rPr>
+              <w:t>Tiempo estimado</w:t>
             </w:r>
           </w:p>
         </w:tc>
